--- a/Bài 4_ss11.docx
+++ b/Bài 4_ss11.docx
@@ -4,24 +4,654 @@
   <w:body>
     <w:p>
       <w:pPr>
-        <w:pStyle w:val="Heading2"/>
+        <w:pStyle w:val="Heading3"/>
         <w:keepNext w:val="0"/>
         <w:keepLines w:val="0"/>
-        <w:spacing w:after="80" w:lineRule="auto"/>
-        <w:rPr>
-          <w:sz w:val="22"/>
-          <w:szCs w:val="22"/>
-        </w:rPr>
-      </w:pPr>
-      <w:bookmarkStart w:colFirst="0" w:colLast="0" w:name="_we71xhuusi2t" w:id="0"/>
+        <w:spacing w:before="0" w:lineRule="auto"/>
+        <w:rPr>
+          <w:color w:val="000000"/>
+          <w:sz w:val="24"/>
+          <w:szCs w:val="24"/>
+        </w:rPr>
+      </w:pPr>
+      <w:bookmarkStart w:colFirst="0" w:colLast="0" w:name="_rwephc18s55c" w:id="0"/>
       <w:bookmarkEnd w:id="0"/>
       <w:r>
         <w:rPr>
-          <w:sz w:val="22"/>
-          <w:szCs w:val="22"/>
-          <w:rtl w:val="0"/>
-        </w:rPr>
-        <w:t xml:space="preserve">Input/Output</w:t>
+          <w:color w:val="000000"/>
+          <w:sz w:val="24"/>
+          <w:szCs w:val="24"/>
+          <w:rtl w:val="0"/>
+        </w:rPr>
+        <w:t xml:space="preserve">1. Phân tích I/O</w:t>
+      </w:r>
+    </w:p>
+    <w:p>
+      <w:pPr>
+        <w:numPr>
+          <w:ilvl w:val="0"/>
+          <w:numId w:val="3"/>
+        </w:numPr>
+        <w:spacing w:after="0" w:afterAutospacing="0" w:lineRule="auto"/>
+        <w:ind w:left="720" w:hanging="360"/>
+        <w:rPr>
+          <w:sz w:val="24"/>
+          <w:szCs w:val="24"/>
+        </w:rPr>
+      </w:pPr>
+      <w:r>
+        <w:rPr>
+          <w:sz w:val="24"/>
+          <w:szCs w:val="24"/>
+          <w:rtl w:val="0"/>
+        </w:rPr>
+        <w:t xml:space="preserve">Input: </w:t>
+      </w:r>
+      <w:r>
+        <w:rPr>
+          <w:sz w:val="24"/>
+          <w:szCs w:val="24"/>
+          <w:rtl w:val="0"/>
+        </w:rPr>
+        <w:t xml:space="preserve">p_patient_id</w:t>
+      </w:r>
+      <w:r>
+        <w:rPr>
+          <w:sz w:val="24"/>
+          <w:szCs w:val="24"/>
+          <w:rtl w:val="0"/>
+        </w:rPr>
+        <w:t xml:space="preserve"> (INT), </w:t>
+      </w:r>
+      <w:r>
+        <w:rPr>
+          <w:sz w:val="24"/>
+          <w:szCs w:val="24"/>
+          <w:rtl w:val="0"/>
+        </w:rPr>
+        <w:t xml:space="preserve">p_phone</w:t>
+      </w:r>
+      <w:r>
+        <w:rPr>
+          <w:sz w:val="24"/>
+          <w:szCs w:val="24"/>
+          <w:rtl w:val="0"/>
+        </w:rPr>
+        <w:t xml:space="preserve"> (VARCHAR).</w:t>
+      </w:r>
+    </w:p>
+    <w:p>
+      <w:pPr>
+        <w:numPr>
+          <w:ilvl w:val="0"/>
+          <w:numId w:val="3"/>
+        </w:numPr>
+        <w:spacing w:after="240" w:lineRule="auto"/>
+        <w:ind w:left="720" w:hanging="360"/>
+        <w:rPr>
+          <w:sz w:val="24"/>
+          <w:szCs w:val="24"/>
+        </w:rPr>
+      </w:pPr>
+      <w:r>
+        <w:rPr>
+          <w:sz w:val="24"/>
+          <w:szCs w:val="24"/>
+          <w:rtl w:val="0"/>
+        </w:rPr>
+        <w:t xml:space="preserve">Output: </w:t>
+      </w:r>
+      <w:r>
+        <w:rPr>
+          <w:sz w:val="24"/>
+          <w:szCs w:val="24"/>
+          <w:rtl w:val="0"/>
+        </w:rPr>
+        <w:t xml:space="preserve">o_total_debt</w:t>
+      </w:r>
+      <w:r>
+        <w:rPr>
+          <w:sz w:val="24"/>
+          <w:szCs w:val="24"/>
+          <w:rtl w:val="0"/>
+        </w:rPr>
+        <w:t xml:space="preserve"> (Số nợ), </w:t>
+      </w:r>
+      <w:r>
+        <w:rPr>
+          <w:sz w:val="24"/>
+          <w:szCs w:val="24"/>
+          <w:rtl w:val="0"/>
+        </w:rPr>
+        <w:t xml:space="preserve">o_message</w:t>
+      </w:r>
+      <w:r>
+        <w:rPr>
+          <w:sz w:val="24"/>
+          <w:szCs w:val="24"/>
+          <w:rtl w:val="0"/>
+        </w:rPr>
+        <w:t xml:space="preserve"> (Thông báo trạng thái).</w:t>
+      </w:r>
+    </w:p>
+    <w:p>
+      <w:pPr>
+        <w:pStyle w:val="Heading3"/>
+        <w:keepNext w:val="0"/>
+        <w:keepLines w:val="0"/>
+        <w:spacing w:before="0" w:lineRule="auto"/>
+        <w:rPr>
+          <w:color w:val="000000"/>
+          <w:sz w:val="24"/>
+          <w:szCs w:val="24"/>
+        </w:rPr>
+      </w:pPr>
+      <w:bookmarkStart w:colFirst="0" w:colLast="0" w:name="_ccsv3pml07hd" w:id="1"/>
+      <w:bookmarkEnd w:id="1"/>
+      <w:r>
+        <w:rPr>
+          <w:color w:val="000000"/>
+          <w:sz w:val="24"/>
+          <w:szCs w:val="24"/>
+          <w:rtl w:val="0"/>
+        </w:rPr>
+        <w:t xml:space="preserve">2. Đề xuất giải pháp</w:t>
+      </w:r>
+    </w:p>
+    <w:p>
+      <w:pPr>
+        <w:numPr>
+          <w:ilvl w:val="0"/>
+          <w:numId w:val="1"/>
+        </w:numPr>
+        <w:spacing w:after="0" w:afterAutospacing="0" w:lineRule="auto"/>
+        <w:ind w:left="720" w:hanging="360"/>
+        <w:rPr>
+          <w:sz w:val="24"/>
+          <w:szCs w:val="24"/>
+        </w:rPr>
+      </w:pPr>
+      <w:r>
+        <w:rPr>
+          <w:sz w:val="24"/>
+          <w:szCs w:val="24"/>
+          <w:rtl w:val="0"/>
+        </w:rPr>
+        <w:t xml:space="preserve">Cách 1: WHERE linh hoạt (</w:t>
+      </w:r>
+      <w:r>
+        <w:rPr>
+          <w:sz w:val="24"/>
+          <w:szCs w:val="24"/>
+          <w:rtl w:val="0"/>
+        </w:rPr>
+        <w:t xml:space="preserve">OR</w:t>
+      </w:r>
+      <w:r>
+        <w:rPr>
+          <w:sz w:val="24"/>
+          <w:szCs w:val="24"/>
+          <w:rtl w:val="0"/>
+        </w:rPr>
+        <w:t xml:space="preserve">): Dùng một câu Query duy nhất với điều kiện </w:t>
+      </w:r>
+      <w:r>
+        <w:rPr>
+          <w:sz w:val="24"/>
+          <w:szCs w:val="24"/>
+          <w:rtl w:val="0"/>
+        </w:rPr>
+        <w:t xml:space="preserve">WHERE id = p_id OR phone = p_phone</w:t>
+      </w:r>
+      <w:r>
+        <w:rPr>
+          <w:sz w:val="24"/>
+          <w:szCs w:val="24"/>
+          <w:rtl w:val="0"/>
+        </w:rPr>
+        <w:t xml:space="preserve">.</w:t>
+      </w:r>
+    </w:p>
+    <w:p>
+      <w:pPr>
+        <w:numPr>
+          <w:ilvl w:val="0"/>
+          <w:numId w:val="1"/>
+        </w:numPr>
+        <w:spacing w:after="240" w:lineRule="auto"/>
+        <w:ind w:left="720" w:hanging="360"/>
+        <w:rPr>
+          <w:sz w:val="24"/>
+          <w:szCs w:val="24"/>
+        </w:rPr>
+      </w:pPr>
+      <w:r>
+        <w:rPr>
+          <w:sz w:val="24"/>
+          <w:szCs w:val="24"/>
+          <w:rtl w:val="0"/>
+        </w:rPr>
+        <w:t xml:space="preserve">Cách 2: Rẽ nhánh logic (</w:t>
+      </w:r>
+      <w:r>
+        <w:rPr>
+          <w:sz w:val="24"/>
+          <w:szCs w:val="24"/>
+          <w:rtl w:val="0"/>
+        </w:rPr>
+        <w:t xml:space="preserve">IF...ELSEIF</w:t>
+      </w:r>
+      <w:r>
+        <w:rPr>
+          <w:sz w:val="24"/>
+          <w:szCs w:val="24"/>
+          <w:rtl w:val="0"/>
+        </w:rPr>
+        <w:t xml:space="preserve">): Kiểm tra ưu tiên ID trước, nếu không có mới kiểm tra Phone.</w:t>
+      </w:r>
+    </w:p>
+    <w:p>
+      <w:pPr>
+        <w:pStyle w:val="Heading3"/>
+        <w:keepNext w:val="0"/>
+        <w:keepLines w:val="0"/>
+        <w:spacing w:before="0" w:lineRule="auto"/>
+        <w:rPr>
+          <w:color w:val="000000"/>
+          <w:sz w:val="24"/>
+          <w:szCs w:val="24"/>
+        </w:rPr>
+      </w:pPr>
+      <w:bookmarkStart w:colFirst="0" w:colLast="0" w:name="_rd9r7u2clxm" w:id="2"/>
+      <w:bookmarkEnd w:id="2"/>
+      <w:r>
+        <w:rPr>
+          <w:color w:val="000000"/>
+          <w:sz w:val="24"/>
+          <w:szCs w:val="24"/>
+          <w:rtl w:val="0"/>
+        </w:rPr>
+        <w:t xml:space="preserve">3. So sánh &amp; Lựa chọn</w:t>
+      </w:r>
+    </w:p>
+    <w:tbl>
+      <w:tblPr>
+        <w:tblStyle w:val="Table1"/>
+        <w:tblW w:w="9025.511811023624" w:type="dxa"/>
+        <w:jc w:val="left"/>
+        <w:tblBorders>
+          <w:top w:color="000000" w:space="0" w:sz="0" w:val="nil"/>
+          <w:left w:color="000000" w:space="0" w:sz="0" w:val="nil"/>
+          <w:bottom w:color="000000" w:space="0" w:sz="0" w:val="nil"/>
+          <w:right w:color="000000" w:space="0" w:sz="0" w:val="nil"/>
+          <w:insideH w:color="000000" w:space="0" w:sz="0" w:val="nil"/>
+          <w:insideV w:color="000000" w:space="0" w:sz="0" w:val="nil"/>
+        </w:tblBorders>
+        <w:tblLayout w:type="fixed"/>
+        <w:tblLook w:val="0600"/>
+      </w:tblPr>
+      <w:tblGrid>
+        <w:gridCol w:w="1622.1853228346458"/>
+        <w:gridCol w:w="4106.006173228347"/>
+        <w:gridCol w:w="3297.32031496063"/>
+        <w:tblGridChange w:id="0">
+          <w:tblGrid>
+            <w:gridCol w:w="1622.1853228346458"/>
+            <w:gridCol w:w="4106.006173228347"/>
+            <w:gridCol w:w="3297.32031496063"/>
+          </w:tblGrid>
+        </w:tblGridChange>
+      </w:tblGrid>
+      <w:tr>
+        <w:trPr>
+          <w:cantSplit w:val="0"/>
+          <w:trHeight w:val="530" w:hRule="atLeast"/>
+          <w:tblHeader w:val="0"/>
+        </w:trPr>
+        <w:tc>
+          <w:tcPr>
+            <w:tcBorders>
+              <w:top w:color="000000" w:space="0" w:sz="5" w:val="single"/>
+              <w:left w:color="000000" w:space="0" w:sz="5" w:val="single"/>
+              <w:bottom w:color="000000" w:space="0" w:sz="5" w:val="single"/>
+              <w:right w:color="000000" w:space="0" w:sz="5" w:val="single"/>
+            </w:tcBorders>
+            <w:tcMar>
+              <w:top w:w="100.0" w:type="dxa"/>
+              <w:left w:w="100.0" w:type="dxa"/>
+              <w:bottom w:w="100.0" w:type="dxa"/>
+              <w:right w:w="100.0" w:type="dxa"/>
+            </w:tcMar>
+            <w:vAlign w:val="top"/>
+          </w:tcPr>
+          <w:p>
+            <w:pPr>
+              <w:spacing w:after="480" w:lineRule="auto"/>
+              <w:rPr>
+                <w:sz w:val="24"/>
+                <w:szCs w:val="24"/>
+              </w:rPr>
+            </w:pPr>
+            <w:r>
+              <w:rPr>
+                <w:sz w:val="24"/>
+                <w:szCs w:val="24"/>
+                <w:rtl w:val="0"/>
+              </w:rPr>
+              <w:t xml:space="preserve">Tiêu chí</w:t>
+            </w:r>
+          </w:p>
+        </w:tc>
+        <w:tc>
+          <w:tcPr>
+            <w:tcBorders>
+              <w:top w:color="000000" w:space="0" w:sz="5" w:val="single"/>
+              <w:left w:color="000000" w:space="0" w:sz="5" w:val="single"/>
+              <w:bottom w:color="000000" w:space="0" w:sz="5" w:val="single"/>
+              <w:right w:color="000000" w:space="0" w:sz="5" w:val="single"/>
+            </w:tcBorders>
+            <w:tcMar>
+              <w:top w:w="100.0" w:type="dxa"/>
+              <w:left w:w="100.0" w:type="dxa"/>
+              <w:bottom w:w="100.0" w:type="dxa"/>
+              <w:right w:w="100.0" w:type="dxa"/>
+            </w:tcMar>
+            <w:vAlign w:val="top"/>
+          </w:tcPr>
+          <w:p>
+            <w:pPr>
+              <w:spacing w:after="480" w:lineRule="auto"/>
+              <w:rPr>
+                <w:sz w:val="24"/>
+                <w:szCs w:val="24"/>
+              </w:rPr>
+            </w:pPr>
+            <w:r>
+              <w:rPr>
+                <w:sz w:val="24"/>
+                <w:szCs w:val="24"/>
+                <w:rtl w:val="0"/>
+              </w:rPr>
+              <w:t xml:space="preserve">Cách 1 (OR)</w:t>
+            </w:r>
+          </w:p>
+        </w:tc>
+        <w:tc>
+          <w:tcPr>
+            <w:tcBorders>
+              <w:top w:color="000000" w:space="0" w:sz="5" w:val="single"/>
+              <w:left w:color="000000" w:space="0" w:sz="5" w:val="single"/>
+              <w:bottom w:color="000000" w:space="0" w:sz="5" w:val="single"/>
+              <w:right w:color="000000" w:space="0" w:sz="5" w:val="single"/>
+            </w:tcBorders>
+            <w:tcMar>
+              <w:top w:w="100.0" w:type="dxa"/>
+              <w:left w:w="100.0" w:type="dxa"/>
+              <w:bottom w:w="100.0" w:type="dxa"/>
+              <w:right w:w="100.0" w:type="dxa"/>
+            </w:tcMar>
+            <w:vAlign w:val="top"/>
+          </w:tcPr>
+          <w:p>
+            <w:pPr>
+              <w:spacing w:after="480" w:lineRule="auto"/>
+              <w:rPr>
+                <w:sz w:val="24"/>
+                <w:szCs w:val="24"/>
+              </w:rPr>
+            </w:pPr>
+            <w:r>
+              <w:rPr>
+                <w:sz w:val="24"/>
+                <w:szCs w:val="24"/>
+                <w:rtl w:val="0"/>
+              </w:rPr>
+              <w:t xml:space="preserve">Cách 2 (Rẽ nhánh)</w:t>
+            </w:r>
+          </w:p>
+        </w:tc>
+      </w:tr>
+      <w:tr>
+        <w:trPr>
+          <w:cantSplit w:val="0"/>
+          <w:trHeight w:val="815" w:hRule="atLeast"/>
+          <w:tblHeader w:val="0"/>
+        </w:trPr>
+        <w:tc>
+          <w:tcPr>
+            <w:tcBorders>
+              <w:top w:color="000000" w:space="0" w:sz="5" w:val="single"/>
+              <w:left w:color="000000" w:space="0" w:sz="5" w:val="single"/>
+              <w:bottom w:color="000000" w:space="0" w:sz="5" w:val="single"/>
+              <w:right w:color="000000" w:space="0" w:sz="5" w:val="single"/>
+            </w:tcBorders>
+            <w:tcMar>
+              <w:top w:w="100.0" w:type="dxa"/>
+              <w:left w:w="100.0" w:type="dxa"/>
+              <w:bottom w:w="100.0" w:type="dxa"/>
+              <w:right w:w="100.0" w:type="dxa"/>
+            </w:tcMar>
+            <w:vAlign w:val="top"/>
+          </w:tcPr>
+          <w:p>
+            <w:pPr>
+              <w:spacing w:after="480" w:lineRule="auto"/>
+              <w:rPr>
+                <w:sz w:val="24"/>
+                <w:szCs w:val="24"/>
+              </w:rPr>
+            </w:pPr>
+            <w:r>
+              <w:rPr>
+                <w:sz w:val="24"/>
+                <w:szCs w:val="24"/>
+                <w:rtl w:val="0"/>
+              </w:rPr>
+              <w:t xml:space="preserve">Hiệu năng</w:t>
+            </w:r>
+          </w:p>
+        </w:tc>
+        <w:tc>
+          <w:tcPr>
+            <w:tcBorders>
+              <w:top w:color="000000" w:space="0" w:sz="5" w:val="single"/>
+              <w:left w:color="000000" w:space="0" w:sz="5" w:val="single"/>
+              <w:bottom w:color="000000" w:space="0" w:sz="5" w:val="single"/>
+              <w:right w:color="000000" w:space="0" w:sz="5" w:val="single"/>
+            </w:tcBorders>
+            <w:tcMar>
+              <w:top w:w="100.0" w:type="dxa"/>
+              <w:left w:w="100.0" w:type="dxa"/>
+              <w:bottom w:w="100.0" w:type="dxa"/>
+              <w:right w:w="100.0" w:type="dxa"/>
+            </w:tcMar>
+            <w:vAlign w:val="top"/>
+          </w:tcPr>
+          <w:p>
+            <w:pPr>
+              <w:spacing w:after="480" w:lineRule="auto"/>
+              <w:rPr>
+                <w:sz w:val="24"/>
+                <w:szCs w:val="24"/>
+              </w:rPr>
+            </w:pPr>
+            <w:r>
+              <w:rPr>
+                <w:sz w:val="24"/>
+                <w:szCs w:val="24"/>
+                <w:rtl w:val="0"/>
+              </w:rPr>
+              <w:t xml:space="preserve">Trung bình (Dễ quét toàn bảng)</w:t>
+            </w:r>
+          </w:p>
+        </w:tc>
+        <w:tc>
+          <w:tcPr>
+            <w:tcBorders>
+              <w:top w:color="000000" w:space="0" w:sz="5" w:val="single"/>
+              <w:left w:color="000000" w:space="0" w:sz="5" w:val="single"/>
+              <w:bottom w:color="000000" w:space="0" w:sz="5" w:val="single"/>
+              <w:right w:color="000000" w:space="0" w:sz="5" w:val="single"/>
+            </w:tcBorders>
+            <w:tcMar>
+              <w:top w:w="100.0" w:type="dxa"/>
+              <w:left w:w="100.0" w:type="dxa"/>
+              <w:bottom w:w="100.0" w:type="dxa"/>
+              <w:right w:w="100.0" w:type="dxa"/>
+            </w:tcMar>
+            <w:vAlign w:val="top"/>
+          </w:tcPr>
+          <w:p>
+            <w:pPr>
+              <w:spacing w:after="480" w:lineRule="auto"/>
+              <w:rPr>
+                <w:sz w:val="24"/>
+                <w:szCs w:val="24"/>
+              </w:rPr>
+            </w:pPr>
+            <w:r>
+              <w:rPr>
+                <w:sz w:val="24"/>
+                <w:szCs w:val="24"/>
+                <w:rtl w:val="0"/>
+              </w:rPr>
+              <w:t xml:space="preserve">Tốt (Tận dụng Index chính xác)</w:t>
+            </w:r>
+          </w:p>
+        </w:tc>
+      </w:tr>
+      <w:tr>
+        <w:trPr>
+          <w:cantSplit w:val="0"/>
+          <w:trHeight w:val="815" w:hRule="atLeast"/>
+          <w:tblHeader w:val="0"/>
+        </w:trPr>
+        <w:tc>
+          <w:tcPr>
+            <w:tcBorders>
+              <w:top w:color="000000" w:space="0" w:sz="5" w:val="single"/>
+              <w:left w:color="000000" w:space="0" w:sz="5" w:val="single"/>
+              <w:bottom w:color="000000" w:space="0" w:sz="5" w:val="single"/>
+              <w:right w:color="000000" w:space="0" w:sz="5" w:val="single"/>
+            </w:tcBorders>
+            <w:tcMar>
+              <w:top w:w="100.0" w:type="dxa"/>
+              <w:left w:w="100.0" w:type="dxa"/>
+              <w:bottom w:w="100.0" w:type="dxa"/>
+              <w:right w:w="100.0" w:type="dxa"/>
+            </w:tcMar>
+            <w:vAlign w:val="top"/>
+          </w:tcPr>
+          <w:p>
+            <w:pPr>
+              <w:spacing w:after="480" w:lineRule="auto"/>
+              <w:rPr>
+                <w:sz w:val="24"/>
+                <w:szCs w:val="24"/>
+              </w:rPr>
+            </w:pPr>
+            <w:r>
+              <w:rPr>
+                <w:sz w:val="24"/>
+                <w:szCs w:val="24"/>
+                <w:rtl w:val="0"/>
+              </w:rPr>
+              <w:t xml:space="preserve">Độ chính xác</w:t>
+            </w:r>
+          </w:p>
+        </w:tc>
+        <w:tc>
+          <w:tcPr>
+            <w:tcBorders>
+              <w:top w:color="000000" w:space="0" w:sz="5" w:val="single"/>
+              <w:left w:color="000000" w:space="0" w:sz="5" w:val="single"/>
+              <w:bottom w:color="000000" w:space="0" w:sz="5" w:val="single"/>
+              <w:right w:color="000000" w:space="0" w:sz="5" w:val="single"/>
+            </w:tcBorders>
+            <w:tcMar>
+              <w:top w:w="100.0" w:type="dxa"/>
+              <w:left w:w="100.0" w:type="dxa"/>
+              <w:bottom w:w="100.0" w:type="dxa"/>
+              <w:right w:w="100.0" w:type="dxa"/>
+            </w:tcMar>
+            <w:vAlign w:val="top"/>
+          </w:tcPr>
+          <w:p>
+            <w:pPr>
+              <w:spacing w:after="480" w:lineRule="auto"/>
+              <w:rPr>
+                <w:sz w:val="24"/>
+                <w:szCs w:val="24"/>
+              </w:rPr>
+            </w:pPr>
+            <w:r>
+              <w:rPr>
+                <w:sz w:val="24"/>
+                <w:szCs w:val="24"/>
+                <w:rtl w:val="0"/>
+              </w:rPr>
+              <w:t xml:space="preserve">Thấp (Dễ nhầm nợ 0đ với không tồn tại)</w:t>
+            </w:r>
+          </w:p>
+        </w:tc>
+        <w:tc>
+          <w:tcPr>
+            <w:tcBorders>
+              <w:top w:color="000000" w:space="0" w:sz="5" w:val="single"/>
+              <w:left w:color="000000" w:space="0" w:sz="5" w:val="single"/>
+              <w:bottom w:color="000000" w:space="0" w:sz="5" w:val="single"/>
+              <w:right w:color="000000" w:space="0" w:sz="5" w:val="single"/>
+            </w:tcBorders>
+            <w:tcMar>
+              <w:top w:w="100.0" w:type="dxa"/>
+              <w:left w:w="100.0" w:type="dxa"/>
+              <w:bottom w:w="100.0" w:type="dxa"/>
+              <w:right w:w="100.0" w:type="dxa"/>
+            </w:tcMar>
+            <w:vAlign w:val="top"/>
+          </w:tcPr>
+          <w:p>
+            <w:pPr>
+              <w:spacing w:after="480" w:lineRule="auto"/>
+              <w:rPr>
+                <w:sz w:val="24"/>
+                <w:szCs w:val="24"/>
+              </w:rPr>
+            </w:pPr>
+            <w:r>
+              <w:rPr>
+                <w:sz w:val="24"/>
+                <w:szCs w:val="24"/>
+                <w:rtl w:val="0"/>
+              </w:rPr>
+              <w:t xml:space="preserve">Cao (Phân tách rõ từng luồng)</w:t>
+            </w:r>
+          </w:p>
+        </w:tc>
+      </w:tr>
+    </w:tbl>
+    <w:p>
+      <w:pPr>
+        <w:pStyle w:val="Heading3"/>
+        <w:keepNext w:val="0"/>
+        <w:keepLines w:val="0"/>
+        <w:spacing w:before="0" w:lineRule="auto"/>
+        <w:rPr>
+          <w:color w:val="000000"/>
+          <w:sz w:val="24"/>
+          <w:szCs w:val="24"/>
+        </w:rPr>
+      </w:pPr>
+      <w:bookmarkStart w:colFirst="0" w:colLast="0" w:name="_vllvqrfk9cq1" w:id="3"/>
+      <w:bookmarkEnd w:id="3"/>
+      <w:r>
+        <w:rPr>
+          <w:color w:val="000000"/>
+          <w:sz w:val="24"/>
+          <w:szCs w:val="24"/>
+          <w:rtl w:val="0"/>
+        </w:rPr>
+        <w:t xml:space="preserve">4. Thiết kế luồng xử lý</w:t>
       </w:r>
     </w:p>
     <w:p>
@@ -30,15 +660,42 @@
           <w:ilvl w:val="0"/>
           <w:numId w:val="2"/>
         </w:numPr>
-        <w:spacing w:after="0" w:afterAutospacing="0" w:before="240" w:lineRule="auto"/>
+        <w:spacing w:after="0" w:afterAutospacing="0" w:lineRule="auto"/>
         <w:ind w:left="720" w:hanging="360"/>
-        <w:rPr/>
-      </w:pPr>
-      <w:r>
-        <w:rPr>
-          <w:rtl w:val="0"/>
-        </w:rPr>
-        <w:t xml:space="preserve">IN:</w:t>
+        <w:rPr>
+          <w:sz w:val="24"/>
+          <w:szCs w:val="24"/>
+        </w:rPr>
+      </w:pPr>
+      <w:r>
+        <w:rPr>
+          <w:sz w:val="24"/>
+          <w:szCs w:val="24"/>
+          <w:rtl w:val="0"/>
+        </w:rPr>
+        <w:t xml:space="preserve">Chặn lỗi: Nếu cả ID và Phone đều NULL -&gt; Báo lỗi "Nhập thông tin".</w:t>
+      </w:r>
+    </w:p>
+    <w:p>
+      <w:pPr>
+        <w:numPr>
+          <w:ilvl w:val="0"/>
+          <w:numId w:val="2"/>
+        </w:numPr>
+        <w:spacing w:after="0" w:afterAutospacing="0" w:lineRule="auto"/>
+        <w:ind w:left="720" w:hanging="360"/>
+        <w:rPr>
+          <w:sz w:val="24"/>
+          <w:szCs w:val="24"/>
+        </w:rPr>
+      </w:pPr>
+      <w:r>
+        <w:rPr>
+          <w:sz w:val="24"/>
+          <w:szCs w:val="24"/>
+          <w:rtl w:val="0"/>
+        </w:rPr>
+        <w:t xml:space="preserve">Truy vấn ưu tiên:</w:t>
       </w:r>
     </w:p>
     <w:p>
@@ -47,16 +704,20 @@
           <w:ilvl w:val="1"/>
           <w:numId w:val="2"/>
         </w:numPr>
-        <w:spacing w:after="0" w:afterAutospacing="0" w:before="0" w:beforeAutospacing="0" w:lineRule="auto"/>
+        <w:spacing w:after="0" w:afterAutospacing="0" w:lineRule="auto"/>
         <w:ind w:left="1440" w:hanging="360"/>
-        <w:rPr/>
-      </w:pPr>
-      <w:r>
-        <w:rPr>
-          <w:rFonts w:ascii="Roboto Mono" w:cs="Roboto Mono" w:eastAsia="Roboto Mono" w:hAnsi="Roboto Mono"/>
-          <w:rtl w:val="0"/>
-        </w:rPr>
-        <w:t xml:space="preserve">p_patient_id</w:t>
+        <w:rPr>
+          <w:sz w:val="24"/>
+          <w:szCs w:val="24"/>
+        </w:rPr>
+      </w:pPr>
+      <w:r>
+        <w:rPr>
+          <w:sz w:val="24"/>
+          <w:szCs w:val="24"/>
+          <w:rtl w:val="0"/>
+        </w:rPr>
+        <w:t xml:space="preserve">Tìm theo ID -&gt; Nếu thấy, gán kết quả.</w:t>
       </w:r>
     </w:p>
     <w:p>
@@ -65,16 +726,20 @@
           <w:ilvl w:val="1"/>
           <w:numId w:val="2"/>
         </w:numPr>
-        <w:spacing w:after="0" w:afterAutospacing="0" w:before="0" w:beforeAutospacing="0" w:lineRule="auto"/>
+        <w:spacing w:after="0" w:afterAutospacing="0" w:lineRule="auto"/>
         <w:ind w:left="1440" w:hanging="360"/>
-        <w:rPr/>
-      </w:pPr>
-      <w:r>
-        <w:rPr>
-          <w:rFonts w:ascii="Roboto Mono" w:cs="Roboto Mono" w:eastAsia="Roboto Mono" w:hAnsi="Roboto Mono"/>
-          <w:rtl w:val="0"/>
-        </w:rPr>
-        <w:t xml:space="preserve">p_phone</w:t>
+        <w:rPr>
+          <w:sz w:val="24"/>
+          <w:szCs w:val="24"/>
+        </w:rPr>
+      </w:pPr>
+      <w:r>
+        <w:rPr>
+          <w:sz w:val="24"/>
+          <w:szCs w:val="24"/>
+          <w:rtl w:val="0"/>
+        </w:rPr>
+        <w:t xml:space="preserve">Nếu chưa thấy -&gt; Tìm theo Phone.</w:t>
       </w:r>
     </w:p>
     <w:p>
@@ -83,15 +748,20 @@
           <w:ilvl w:val="0"/>
           <w:numId w:val="2"/>
         </w:numPr>
-        <w:spacing w:after="0" w:afterAutospacing="0" w:before="0" w:beforeAutospacing="0" w:lineRule="auto"/>
+        <w:spacing w:after="0" w:afterAutospacing="0" w:lineRule="auto"/>
         <w:ind w:left="720" w:hanging="360"/>
-        <w:rPr/>
-      </w:pPr>
-      <w:r>
-        <w:rPr>
-          <w:rtl w:val="0"/>
-        </w:rPr>
-        <w:t xml:space="preserve">OUT:</w:t>
+        <w:rPr>
+          <w:sz w:val="24"/>
+          <w:szCs w:val="24"/>
+        </w:rPr>
+      </w:pPr>
+      <w:r>
+        <w:rPr>
+          <w:sz w:val="24"/>
+          <w:szCs w:val="24"/>
+          <w:rtl w:val="0"/>
+        </w:rPr>
+        <w:t xml:space="preserve">Kiểm tra tồn tại:</w:t>
       </w:r>
     </w:p>
     <w:p>
@@ -100,16 +770,20 @@
           <w:ilvl w:val="1"/>
           <w:numId w:val="2"/>
         </w:numPr>
-        <w:spacing w:after="0" w:afterAutospacing="0" w:before="0" w:beforeAutospacing="0" w:lineRule="auto"/>
+        <w:spacing w:after="0" w:afterAutospacing="0" w:lineRule="auto"/>
         <w:ind w:left="1440" w:hanging="360"/>
-        <w:rPr/>
-      </w:pPr>
-      <w:r>
-        <w:rPr>
-          <w:rFonts w:ascii="Roboto Mono" w:cs="Roboto Mono" w:eastAsia="Roboto Mono" w:hAnsi="Roboto Mono"/>
-          <w:rtl w:val="0"/>
-        </w:rPr>
-        <w:t xml:space="preserve">o_total_debt</w:t>
+        <w:rPr>
+          <w:sz w:val="24"/>
+          <w:szCs w:val="24"/>
+        </w:rPr>
+      </w:pPr>
+      <w:r>
+        <w:rPr>
+          <w:sz w:val="24"/>
+          <w:szCs w:val="24"/>
+          <w:rtl w:val="0"/>
+        </w:rPr>
+        <w:t xml:space="preserve">Nếu kết quả vẫn NULL  Báo "Không tìm thấy".</w:t>
       </w:r>
     </w:p>
     <w:p>
@@ -118,247 +792,42 @@
           <w:ilvl w:val="1"/>
           <w:numId w:val="2"/>
         </w:numPr>
-        <w:spacing w:after="240" w:before="0" w:beforeAutospacing="0" w:lineRule="auto"/>
+        <w:spacing w:after="240" w:lineRule="auto"/>
         <w:ind w:left="1440" w:hanging="360"/>
-        <w:rPr/>
-      </w:pPr>
-      <w:r>
-        <w:rPr>
-          <w:rFonts w:ascii="Roboto Mono" w:cs="Roboto Mono" w:eastAsia="Roboto Mono" w:hAnsi="Roboto Mono"/>
-          <w:rtl w:val="0"/>
-        </w:rPr>
-        <w:t xml:space="preserve">o_message</w:t>
-      </w:r>
-      <w:r>
-        <w:rPr>
-          <w:rtl w:val="0"/>
-        </w:rPr>
+        <w:rPr>
+          <w:sz w:val="24"/>
+          <w:szCs w:val="24"/>
+        </w:rPr>
+      </w:pPr>
+      <w:r>
+        <w:rPr>
+          <w:sz w:val="24"/>
+          <w:szCs w:val="24"/>
+          <w:rtl w:val="0"/>
+        </w:rPr>
+        <w:t xml:space="preserve">Nếu có giá trị Báo "Thành công" (Dù nợ bằng 0).</w:t>
       </w:r>
     </w:p>
     <w:p>
       <w:pPr>
-        <w:pStyle w:val="Heading2"/>
-        <w:keepNext w:val="0"/>
-        <w:keepLines w:val="0"/>
-        <w:spacing w:after="80" w:lineRule="auto"/>
-        <w:rPr>
-          <w:sz w:val="22"/>
-          <w:szCs w:val="22"/>
-        </w:rPr>
-      </w:pPr>
-      <w:bookmarkStart w:colFirst="0" w:colLast="0" w:name="_1mz6a6suso2t" w:id="1"/>
-      <w:bookmarkEnd w:id="1"/>
-      <w:r>
-        <w:rPr>
-          <w:sz w:val="22"/>
-          <w:szCs w:val="22"/>
-          <w:rtl w:val="0"/>
-        </w:rPr>
-        <w:t xml:space="preserve">Cách xử lý</w:t>
+        <w:spacing w:after="240" w:before="240" w:lineRule="auto"/>
+        <w:rPr>
+          <w:sz w:val="24"/>
+          <w:szCs w:val="24"/>
+        </w:rPr>
+      </w:pPr>
+      <w:r>
+        <w:rPr>
+          <w:rtl w:val="0"/>
+        </w:rPr>
       </w:r>
     </w:p>
     <w:p>
       <w:pPr>
-        <w:pStyle w:val="Heading3"/>
-        <w:keepNext w:val="0"/>
-        <w:keepLines w:val="0"/>
-        <w:spacing w:before="280" w:lineRule="auto"/>
-        <w:rPr>
-          <w:color w:val="000000"/>
-          <w:sz w:val="22"/>
-          <w:szCs w:val="22"/>
-        </w:rPr>
-      </w:pPr>
-      <w:bookmarkStart w:colFirst="0" w:colLast="0" w:name="_uciwt8u3pg0o" w:id="2"/>
-      <w:bookmarkEnd w:id="2"/>
-      <w:r>
-        <w:rPr>
-          <w:color w:val="000000"/>
-          <w:sz w:val="22"/>
-          <w:szCs w:val="22"/>
-          <w:rtl w:val="0"/>
-        </w:rPr>
-        <w:t xml:space="preserve">Cách 1: IF...ELSE</w:t>
-      </w:r>
-    </w:p>
-    <w:p>
-      <w:pPr>
-        <w:numPr>
-          <w:ilvl w:val="0"/>
-          <w:numId w:val="1"/>
-        </w:numPr>
-        <w:spacing w:after="0" w:afterAutospacing="0" w:before="240" w:lineRule="auto"/>
-        <w:ind w:left="720" w:hanging="360"/>
-        <w:rPr/>
-      </w:pPr>
-      <w:r>
-        <w:rPr>
-          <w:rFonts w:ascii="Arial Unicode MS" w:cs="Arial Unicode MS" w:eastAsia="Arial Unicode MS" w:hAnsi="Arial Unicode MS"/>
-          <w:rtl w:val="0"/>
-        </w:rPr>
-        <w:t xml:space="preserve">Có ID → tìm theo ID</w:t>
-      </w:r>
-    </w:p>
-    <w:p>
-      <w:pPr>
-        <w:numPr>
-          <w:ilvl w:val="0"/>
-          <w:numId w:val="1"/>
-        </w:numPr>
-        <w:spacing w:after="0" w:afterAutospacing="0" w:before="0" w:beforeAutospacing="0" w:lineRule="auto"/>
-        <w:ind w:left="720" w:hanging="360"/>
-        <w:rPr/>
-      </w:pPr>
-      <w:r>
-        <w:rPr>
-          <w:rFonts w:ascii="Arial Unicode MS" w:cs="Arial Unicode MS" w:eastAsia="Arial Unicode MS" w:hAnsi="Arial Unicode MS"/>
-          <w:rtl w:val="0"/>
-        </w:rPr>
-        <w:t xml:space="preserve">Không có ID → tìm theo Phone</w:t>
-      </w:r>
-    </w:p>
-    <w:p>
-      <w:pPr>
-        <w:numPr>
-          <w:ilvl w:val="0"/>
-          <w:numId w:val="1"/>
-        </w:numPr>
-        <w:spacing w:after="240" w:before="0" w:beforeAutospacing="0" w:lineRule="auto"/>
-        <w:ind w:left="720" w:hanging="360"/>
-        <w:rPr/>
-      </w:pPr>
-      <w:r>
-        <w:rPr>
-          <w:rFonts w:ascii="Arial Unicode MS" w:cs="Arial Unicode MS" w:eastAsia="Arial Unicode MS" w:hAnsi="Arial Unicode MS"/>
-          <w:rtl w:val="0"/>
-        </w:rPr>
-        <w:t xml:space="preserve">NULL cả 2 → báo lỗi</w:t>
-      </w:r>
-    </w:p>
-    <w:p>
-      <w:pPr>
-        <w:spacing w:after="240" w:before="240" w:lineRule="auto"/>
-        <w:rPr/>
-      </w:pPr>
-      <w:r>
-        <w:rPr>
-          <w:rtl w:val="0"/>
-        </w:rPr>
-        <w:t xml:space="preserve">Dễ đọc</w:t>
-        <w:br w:type="textWrapping"/>
-        <w:t xml:space="preserve">Code dài</w:t>
-      </w:r>
-    </w:p>
-    <w:p>
-      <w:pPr>
-        <w:pStyle w:val="Heading3"/>
-        <w:keepNext w:val="0"/>
-        <w:keepLines w:val="0"/>
-        <w:spacing w:before="280" w:lineRule="auto"/>
-        <w:rPr>
-          <w:color w:val="000000"/>
-          <w:sz w:val="22"/>
-          <w:szCs w:val="22"/>
-        </w:rPr>
-      </w:pPr>
-      <w:bookmarkStart w:colFirst="0" w:colLast="0" w:name="_uqdb15lv6ada" w:id="3"/>
-      <w:bookmarkEnd w:id="3"/>
-      <w:r>
-        <w:rPr>
-          <w:color w:val="000000"/>
-          <w:sz w:val="22"/>
-          <w:szCs w:val="22"/>
-          <w:rtl w:val="0"/>
-        </w:rPr>
-        <w:t xml:space="preserve">Cách 2: WHERE linh hoạt</w:t>
-      </w:r>
-    </w:p>
-    <w:p>
-      <w:pPr>
-        <w:rPr/>
-      </w:pPr>
-      <w:r>
-        <w:rPr>
-          <w:rtl w:val="0"/>
-        </w:rPr>
-        <w:t xml:space="preserve">WHERE patient_id = p_patient_id</w:t>
-      </w:r>
-    </w:p>
-    <w:p>
-      <w:pPr>
-        <w:rPr/>
-      </w:pPr>
-      <w:r>
-        <w:rPr>
-          <w:rtl w:val="0"/>
-        </w:rPr>
-        <w:t xml:space="preserve">OR phone = p_phone</w:t>
-      </w:r>
-    </w:p>
-    <w:p>
-      <w:pPr>
-        <w:spacing w:after="240" w:before="240" w:lineRule="auto"/>
-        <w:rPr/>
-      </w:pPr>
-      <w:r>
-        <w:rPr>
-          <w:rtl w:val="0"/>
-        </w:rPr>
-        <w:t xml:space="preserve">Ngắn gọn</w:t>
-        <w:br w:type="textWrapping"/>
-        <w:t xml:space="preserve">Khó debug</w:t>
-      </w:r>
-    </w:p>
-    <w:p>
-      <w:pPr>
-        <w:pStyle w:val="Heading2"/>
-        <w:keepNext w:val="0"/>
-        <w:keepLines w:val="0"/>
-        <w:spacing w:after="80" w:lineRule="auto"/>
-        <w:rPr>
-          <w:sz w:val="22"/>
-          <w:szCs w:val="22"/>
-        </w:rPr>
-      </w:pPr>
-      <w:bookmarkStart w:colFirst="0" w:colLast="0" w:name="_dkggthnl1egs" w:id="4"/>
-      <w:bookmarkEnd w:id="4"/>
-      <w:r>
-        <w:rPr>
-          <w:sz w:val="22"/>
-          <w:szCs w:val="22"/>
-          <w:rtl w:val="0"/>
-        </w:rPr>
-        <w:t xml:space="preserve">Chọn giải pháp</w:t>
-      </w:r>
-    </w:p>
-    <w:p>
-      <w:pPr>
-        <w:spacing w:after="240" w:before="240" w:lineRule="auto"/>
-        <w:rPr/>
-      </w:pPr>
-      <w:r>
-        <w:rPr>
-          <w:rtl w:val="0"/>
-        </w:rPr>
-        <w:t xml:space="preserve">Chọn </w:t>
-      </w:r>
-      <w:r>
-        <w:rPr>
-          <w:rFonts w:ascii="Roboto Mono" w:cs="Roboto Mono" w:eastAsia="Roboto Mono" w:hAnsi="Roboto Mono"/>
-          <w:rtl w:val="0"/>
-        </w:rPr>
-        <w:t xml:space="preserve">IF...ELSE</w:t>
-      </w:r>
-      <w:r>
-        <w:rPr>
-          <w:rtl w:val="0"/>
-        </w:rPr>
-        <w:t xml:space="preserve"> vì dễ hiểu và dễ kiểm soát lỗi.</w:t>
-      </w:r>
-    </w:p>
-    <w:p>
-      <w:pPr>
-        <w:rPr/>
+        <w:rPr>
+          <w:sz w:val="24"/>
+          <w:szCs w:val="24"/>
+        </w:rPr>
       </w:pPr>
       <w:r>
         <w:rPr>
@@ -387,6 +856,7 @@
         <w:ind w:left="720" w:hanging="360"/>
       </w:pPr>
       <w:rPr>
+        <w:rFonts w:ascii="Arial" w:cs="Arial" w:eastAsia="Arial" w:hAnsi="Arial"/>
         <w:u w:val="none"/>
       </w:rPr>
     </w:lvl>
@@ -490,6 +960,118 @@
   <w:abstractNum w:abstractNumId="2">
     <w:lvl w:ilvl="0">
       <w:start w:val="1"/>
+      <w:numFmt w:val="decimal"/>
+      <w:lvlText w:val="%1."/>
+      <w:lvlJc w:val="left"/>
+      <w:pPr>
+        <w:ind w:left="720" w:hanging="360"/>
+      </w:pPr>
+      <w:rPr>
+        <w:rFonts w:ascii="Arial" w:cs="Arial" w:eastAsia="Arial" w:hAnsi="Arial"/>
+        <w:u w:val="none"/>
+      </w:rPr>
+    </w:lvl>
+    <w:lvl w:ilvl="1">
+      <w:start w:val="1"/>
+      <w:numFmt w:val="bullet"/>
+      <w:lvlText w:val="○"/>
+      <w:lvlJc w:val="left"/>
+      <w:pPr>
+        <w:ind w:left="1440" w:hanging="360"/>
+      </w:pPr>
+      <w:rPr>
+        <w:rFonts w:ascii="Arial" w:cs="Arial" w:eastAsia="Arial" w:hAnsi="Arial"/>
+        <w:u w:val="none"/>
+      </w:rPr>
+    </w:lvl>
+    <w:lvl w:ilvl="2">
+      <w:start w:val="1"/>
+      <w:numFmt w:val="lowerRoman"/>
+      <w:lvlText w:val="%3."/>
+      <w:lvlJc w:val="left"/>
+      <w:pPr>
+        <w:ind w:left="2160" w:hanging="360"/>
+      </w:pPr>
+      <w:rPr>
+        <w:u w:val="none"/>
+      </w:rPr>
+    </w:lvl>
+    <w:lvl w:ilvl="3">
+      <w:start w:val="1"/>
+      <w:numFmt w:val="decimal"/>
+      <w:lvlText w:val="%4."/>
+      <w:lvlJc w:val="left"/>
+      <w:pPr>
+        <w:ind w:left="2880" w:hanging="360"/>
+      </w:pPr>
+      <w:rPr>
+        <w:u w:val="none"/>
+      </w:rPr>
+    </w:lvl>
+    <w:lvl w:ilvl="4">
+      <w:start w:val="1"/>
+      <w:numFmt w:val="lowerLetter"/>
+      <w:lvlText w:val="%5."/>
+      <w:lvlJc w:val="left"/>
+      <w:pPr>
+        <w:ind w:left="3600" w:hanging="360"/>
+      </w:pPr>
+      <w:rPr>
+        <w:u w:val="none"/>
+      </w:rPr>
+    </w:lvl>
+    <w:lvl w:ilvl="5">
+      <w:start w:val="1"/>
+      <w:numFmt w:val="lowerRoman"/>
+      <w:lvlText w:val="%6."/>
+      <w:lvlJc w:val="left"/>
+      <w:pPr>
+        <w:ind w:left="4320" w:hanging="360"/>
+      </w:pPr>
+      <w:rPr>
+        <w:u w:val="none"/>
+      </w:rPr>
+    </w:lvl>
+    <w:lvl w:ilvl="6">
+      <w:start w:val="1"/>
+      <w:numFmt w:val="decimal"/>
+      <w:lvlText w:val="%7."/>
+      <w:lvlJc w:val="left"/>
+      <w:pPr>
+        <w:ind w:left="5040" w:hanging="360"/>
+      </w:pPr>
+      <w:rPr>
+        <w:u w:val="none"/>
+      </w:rPr>
+    </w:lvl>
+    <w:lvl w:ilvl="7">
+      <w:start w:val="1"/>
+      <w:numFmt w:val="lowerLetter"/>
+      <w:lvlText w:val="%8."/>
+      <w:lvlJc w:val="left"/>
+      <w:pPr>
+        <w:ind w:left="5760" w:hanging="360"/>
+      </w:pPr>
+      <w:rPr>
+        <w:u w:val="none"/>
+      </w:rPr>
+    </w:lvl>
+    <w:lvl w:ilvl="8">
+      <w:start w:val="1"/>
+      <w:numFmt w:val="lowerRoman"/>
+      <w:lvlText w:val="%9."/>
+      <w:lvlJc w:val="left"/>
+      <w:pPr>
+        <w:ind w:left="6480" w:hanging="360"/>
+      </w:pPr>
+      <w:rPr>
+        <w:u w:val="none"/>
+      </w:rPr>
+    </w:lvl>
+  </w:abstractNum>
+  <w:abstractNum w:abstractNumId="3">
+    <w:lvl w:ilvl="0">
+      <w:start w:val="1"/>
       <w:numFmt w:val="bullet"/>
       <w:lvlText w:val="●"/>
       <w:lvlJc w:val="left"/>
@@ -497,6 +1079,7 @@
         <w:ind w:left="720" w:hanging="360"/>
       </w:pPr>
       <w:rPr>
+        <w:rFonts w:ascii="Arial" w:cs="Arial" w:eastAsia="Arial" w:hAnsi="Arial"/>
         <w:u w:val="none"/>
       </w:rPr>
     </w:lvl>
@@ -602,6 +1185,9 @@
   </w:num>
   <w:num w:numId="2">
     <w:abstractNumId w:val="2"/>
+  </w:num>
+  <w:num w:numId="3">
+    <w:abstractNumId w:val="3"/>
   </w:num>
 </w:numbering>
 </file>
@@ -770,6 +1356,14 @@
       <w:sz w:val="30"/>
       <w:szCs w:val="30"/>
     </w:rPr>
+  </w:style>
+  <w:style w:type="table" w:styleId="Table1">
+    <w:basedOn w:val="TableNormal"/>
+    <w:tblPr>
+      <w:tblStyleRowBandSize w:val="1"/>
+      <w:tblStyleColBandSize w:val="1"/>
+      <w:tblCellMar/>
+    </w:tblPr>
   </w:style>
 </w:styles>
 </file>
